--- a/史料卡片-读书壮游.docx
+++ b/史料卡片-读书壮游.docx
@@ -23,7 +23,7 @@
           <w:sz w:val="22"/>
           <w:lang w:eastAsia="zh-CN"/>
         </w:rPr>
-        <w:t>寻迹</w:t>
+        <w:t>寻迹诗旅</w:t>
       </w:r>
       <w:r>
         <w:rPr>
@@ -32,7 +32,7 @@
           <w:color w:val="1565C0"/>
           <w:sz w:val="22"/>
         </w:rPr>
-        <w:t>·</w:t>
+        <w:t/>
       </w:r>
       <w:r>
         <w:rPr>
@@ -42,7 +42,7 @@
           <w:sz w:val="22"/>
           <w:lang w:eastAsia="zh-CN"/>
         </w:rPr>
-        <w:t>古今</w:t>
+        <w:t/>
       </w:r>
       <w:r>
         <w:rPr>
